--- a/Learn/OUTOKUMPU_TUNTIRAPORTTI.docx
+++ b/Learn/OUTOKUMPU_TUNTIRAPORTTI.docx
@@ -1539,7 +1539,51 @@
         <w:pStyle w:val="BodyText"/>
       </w:pPr>
       <w:r>
-        <w:t xml:space="preserve">Tämä ei ole alennus vaan investointi: pilotin tarkoitus on tuottaa mittausdata, jonka perusteella kaupallinen konversio joko perustellaan tai hylätään. Lifetime kantaa puolet siitä työstä, koska mittaustulos on arvokas myös meille.</w:t>
+        <w:rPr>
+          <w:bCs/>
+          <w:b/>
+        </w:rPr>
+        <w:t xml:space="preserve">Tämä ei ole alennus vaan yhteisrahoitus.</w:t>
+      </w:r>
+      <w:r>
+        <w:t xml:space="preserve"> </w:t>
+      </w:r>
+      <w:r>
+        <w:t xml:space="preserve">Pilotin tarkoitus on tuottaa mittausdata, jonka perusteella kaupallinen konversio joko perustellaan tai hylätään. Lifetime kantaa puolet työstä, koska mittaustulos on arvokas myös meille — emme myy tässä tuntityötä vaan hankimme yhdessä asiakkaan kanssa näytön siitä, toimiiko paikallinen arkkitehtuuri Tornion kaltaisessa ympäristössä.</w:t>
+      </w:r>
+    </w:p>
+    <w:p>
+      <w:pPr>
+        <w:pStyle w:val="BodyText"/>
+      </w:pPr>
+      <w:r>
+        <w:rPr>
+          <w:bCs/>
+          <w:b/>
+        </w:rPr>
+        <w:t xml:space="preserve">Ero alennuksen ja yhteisrahoituksen välillä on olennainen hinnoittelun kannalta.</w:t>
+      </w:r>
+      <w:r>
+        <w:t xml:space="preserve"> </w:t>
+      </w:r>
+      <w:r>
+        <w:t xml:space="preserve">Alennus laskee listahintaa ja jää voimaan seuraavassa neuvottelussa. Yhteisrahoitus on kertaluonteinen, rajattuun toimeksiantoon sidottu järjestely, joka päättyy pilotin päättyessä. Siksi §6 toteaa nimenomaisesti, että pilotin jälkeinen asiantuntijatyö laskutetaan hintalomakkeen §4 mukaisella listahinnalla</w:t>
+      </w:r>
+      <w:r>
+        <w:t xml:space="preserve"> </w:t>
+      </w:r>
+      <w:r>
+        <w:rPr>
+          <w:bCs/>
+          <w:b/>
+        </w:rPr>
+        <w:t xml:space="preserve">€120/h</w:t>
+      </w:r>
+      <w:r>
+        <w:t xml:space="preserve"> </w:t>
+      </w:r>
+      <w:r>
+        <w:t xml:space="preserve">— pilotin €100/h ei siirry jatkosopimukseen eikä laajemman käyttöönoton hinnoitteluun.</w:t>
       </w:r>
     </w:p>
     <w:p>

--- a/Learn/OUTOKUMPU_TUNTIRAPORTTI.docx
+++ b/Learn/OUTOKUMPU_TUNTIRAPORTTI.docx
@@ -443,7 +443,7 @@
               <w:jc w:val="left"/>
             </w:pPr>
             <w:r>
-              <w:t xml:space="preserve">Kiinteä pilottihinta</w:t>
+              <w:t xml:space="preserve">Nimellinen senior-tuntihinta (insinööri/toimitusjohtajataso)</w:t>
             </w:r>
           </w:p>
         </w:tc>
@@ -455,7 +455,137 @@
               <w:jc w:val="right"/>
             </w:pPr>
             <w:r>
-              <w:t xml:space="preserve">€24 000</w:t>
+              <w:t xml:space="preserve">€200/h (alv 0 %)</w:t>
+            </w:r>
+          </w:p>
+        </w:tc>
+        <w:tc>
+          <w:tcPr/>
+          <w:p>
+            <w:pPr>
+              <w:pStyle w:val="Compact"/>
+              <w:jc w:val="left"/>
+            </w:pPr>
+            <w:r>
+              <w:t xml:space="preserve">Lifetime Oy:n nimellinen tuntiarvo</w:t>
+            </w:r>
+          </w:p>
+        </w:tc>
+      </w:tr>
+      <w:tr>
+        <w:tc>
+          <w:tcPr/>
+          <w:p>
+            <w:pPr>
+              <w:pStyle w:val="Compact"/>
+              <w:jc w:val="left"/>
+            </w:pPr>
+            <w:r>
+              <w:t xml:space="preserve">Laskutettavien tuntien nimellisarvo</w:t>
+            </w:r>
+          </w:p>
+        </w:tc>
+        <w:tc>
+          <w:tcPr/>
+          <w:p>
+            <w:pPr>
+              <w:pStyle w:val="Compact"/>
+              <w:jc w:val="right"/>
+            </w:pPr>
+            <w:r>
+              <w:t xml:space="preserve">€48 000</w:t>
+            </w:r>
+          </w:p>
+        </w:tc>
+        <w:tc>
+          <w:tcPr/>
+          <w:p>
+            <w:pPr>
+              <w:pStyle w:val="Compact"/>
+              <w:jc w:val="left"/>
+            </w:pPr>
+            <w:r>
+              <w:t xml:space="preserve">240 h × €200/h</w:t>
+            </w:r>
+          </w:p>
+        </w:tc>
+      </w:tr>
+      <w:tr>
+        <w:tc>
+          <w:tcPr/>
+          <w:p>
+            <w:pPr>
+              <w:pStyle w:val="Compact"/>
+              <w:jc w:val="left"/>
+            </w:pPr>
+            <w:r>
+              <w:rPr>
+                <w:bCs/>
+                <w:b/>
+              </w:rPr>
+              <w:t xml:space="preserve">Lifetime Oy:n yhteisrahoitus</w:t>
+            </w:r>
+          </w:p>
+        </w:tc>
+        <w:tc>
+          <w:tcPr/>
+          <w:p>
+            <w:pPr>
+              <w:pStyle w:val="Compact"/>
+              <w:jc w:val="right"/>
+            </w:pPr>
+            <w:r>
+              <w:rPr>
+                <w:bCs/>
+                <w:b/>
+              </w:rPr>
+              <w:t xml:space="preserve">−50 % = −€24 000</w:t>
+            </w:r>
+          </w:p>
+        </w:tc>
+        <w:tc>
+          <w:tcPr/>
+          <w:p>
+            <w:pPr>
+              <w:pStyle w:val="Compact"/>
+              <w:jc w:val="left"/>
+            </w:pPr>
+            <w:r>
+              <w:t xml:space="preserve">Strateginen pilottijärjestely</w:t>
+            </w:r>
+          </w:p>
+        </w:tc>
+      </w:tr>
+      <w:tr>
+        <w:tc>
+          <w:tcPr/>
+          <w:p>
+            <w:pPr>
+              <w:pStyle w:val="Compact"/>
+              <w:jc w:val="left"/>
+            </w:pPr>
+            <w:r>
+              <w:rPr>
+                <w:bCs/>
+                <w:b/>
+              </w:rPr>
+              <w:t xml:space="preserve">Outokummun maksuosuus (kiinteä)</w:t>
+            </w:r>
+          </w:p>
+        </w:tc>
+        <w:tc>
+          <w:tcPr/>
+          <w:p>
+            <w:pPr>
+              <w:pStyle w:val="Compact"/>
+              <w:jc w:val="right"/>
+            </w:pPr>
+            <w:r>
+              <w:rPr>
+                <w:bCs/>
+                <w:b/>
+              </w:rPr>
+              <w:t xml:space="preserve">€24 000 (alv 0 %)</w:t>
             </w:r>
           </w:p>
         </w:tc>
@@ -527,7 +657,7 @@
               <w:jc w:val="left"/>
             </w:pPr>
             <w:r>
-              <w:t xml:space="preserve">Asiantuntijatyön listahinta</w:t>
+              <w:t xml:space="preserve">Kokonaisjalanjälki hankkeessa</w:t>
             </w:r>
           </w:p>
         </w:tc>
@@ -539,90 +669,6 @@
               <w:jc w:val="right"/>
             </w:pPr>
             <w:r>
-              <w:t xml:space="preserve">€120/h (alv 0 %)</w:t>
-            </w:r>
-          </w:p>
-        </w:tc>
-        <w:tc>
-          <w:tcPr/>
-          <w:p>
-            <w:pPr>
-              <w:pStyle w:val="Compact"/>
-              <w:jc w:val="left"/>
-            </w:pPr>
-            <w:r>
-              <w:t xml:space="preserve">Hintalomake v1.0 §4</w:t>
-            </w:r>
-          </w:p>
-        </w:tc>
-      </w:tr>
-      <w:tr>
-        <w:tc>
-          <w:tcPr/>
-          <w:p>
-            <w:pPr>
-              <w:pStyle w:val="Compact"/>
-              <w:jc w:val="left"/>
-            </w:pPr>
-            <w:r>
-              <w:rPr>
-                <w:bCs/>
-                <w:b/>
-              </w:rPr>
-              <w:t xml:space="preserve">Pilottialennus listahinnasta</w:t>
-            </w:r>
-          </w:p>
-        </w:tc>
-        <w:tc>
-          <w:tcPr/>
-          <w:p>
-            <w:pPr>
-              <w:pStyle w:val="Compact"/>
-              <w:jc w:val="right"/>
-            </w:pPr>
-            <w:r>
-              <w:rPr>
-                <w:bCs/>
-                <w:b/>
-              </w:rPr>
-              <w:t xml:space="preserve">−17 %</w:t>
-            </w:r>
-          </w:p>
-        </w:tc>
-        <w:tc>
-          <w:tcPr/>
-          <w:p>
-            <w:pPr>
-              <w:pStyle w:val="Compact"/>
-              <w:jc w:val="left"/>
-            </w:pPr>
-            <w:r>
-              <w:t xml:space="preserve">(120 − 100) / 120</w:t>
-            </w:r>
-          </w:p>
-        </w:tc>
-      </w:tr>
-      <w:tr>
-        <w:tc>
-          <w:tcPr/>
-          <w:p>
-            <w:pPr>
-              <w:pStyle w:val="Compact"/>
-              <w:jc w:val="left"/>
-            </w:pPr>
-            <w:r>
-              <w:t xml:space="preserve">Kokonaispanos (arvio)</w:t>
-            </w:r>
-          </w:p>
-        </w:tc>
-        <w:tc>
-          <w:tcPr/>
-          <w:p>
-            <w:pPr>
-              <w:pStyle w:val="Compact"/>
-              <w:jc w:val="right"/>
-            </w:pPr>
-            <w:r>
               <w:t xml:space="preserve">~3 htkk ≈ 480 h</w:t>
             </w:r>
           </w:p>
@@ -635,51 +681,7 @@
               <w:jc w:val="left"/>
             </w:pPr>
             <w:r>
-              <w:t xml:space="preserve">“</w:t>
-            </w:r>
-            <w:r>
-              <w:t xml:space="preserve">n. 50 % kokonaispanoksesta</w:t>
-            </w:r>
-            <w:r>
-              <w:t xml:space="preserve">”</w:t>
-            </w:r>
-          </w:p>
-        </w:tc>
-      </w:tr>
-      <w:tr>
-        <w:tc>
-          <w:tcPr/>
-          <w:p>
-            <w:pPr>
-              <w:pStyle w:val="Compact"/>
-              <w:jc w:val="left"/>
-            </w:pPr>
-            <w:r>
-              <w:t xml:space="preserve">Toimittajan kantama osuus</w:t>
-            </w:r>
-          </w:p>
-        </w:tc>
-        <w:tc>
-          <w:tcPr/>
-          <w:p>
-            <w:pPr>
-              <w:pStyle w:val="Compact"/>
-              <w:jc w:val="right"/>
-            </w:pPr>
-            <w:r>
-              <w:t xml:space="preserve">~240 h</w:t>
-            </w:r>
-          </w:p>
-        </w:tc>
-        <w:tc>
-          <w:tcPr/>
-          <w:p>
-            <w:pPr>
-              <w:pStyle w:val="Compact"/>
-              <w:jc w:val="left"/>
-            </w:pPr>
-            <w:r>
-              <w:t xml:space="preserve">480 − 240</w:t>
+              <w:t xml:space="preserve">12 viikkoa, sis. ei-laskutettava työ</w:t>
             </w:r>
           </w:p>
         </w:tc>
@@ -694,16 +696,81 @@
           <w:bCs/>
           <w:b/>
         </w:rPr>
+        <w:t xml:space="preserve">Yhteisrahoitus ilmoitetaan vain yhdellä tavalla.</w:t>
+      </w:r>
+      <w:r>
+        <w:t xml:space="preserve"> </w:t>
+      </w:r>
+      <w:r>
+        <w:t xml:space="preserve">Se on 50 %:n vähennys laskutettavien 240 tunnin nimellisarvosta. Hankkeen kokonaisjalanjälki on suurempi (~480 h), koska mukana on ei-laskutettavaa määrittely- ja taustatyötä, mutta</w:t>
+      </w:r>
+      <w:r>
+        <w:t xml:space="preserve"> </w:t>
+      </w:r>
+      <w:r>
+        <w:rPr>
+          <w:bCs/>
+          <w:b/>
+        </w:rPr>
+        <w:t xml:space="preserve">tätä ei lasketa yhteisrahoituksen päälle</w:t>
+      </w:r>
+      <w:r>
+        <w:t xml:space="preserve"> </w:t>
+      </w:r>
+      <w:r>
+        <w:t xml:space="preserve">— muuten sama panos laskettaisiin kahdesti. Yksi luku, yksi peruste.</w:t>
+      </w:r>
+    </w:p>
+    <w:p>
+      <w:pPr>
+        <w:pStyle w:val="BodyText"/>
+      </w:pPr>
+      <w:r>
+        <w:rPr>
+          <w:bCs/>
+          <w:b/>
+        </w:rPr>
+        <w:t xml:space="preserve">Suhde jatkotyön hintaan.</w:t>
+      </w:r>
+      <w:r>
+        <w:t xml:space="preserve"> </w:t>
+      </w:r>
+      <w:r>
+        <w:t xml:space="preserve">Nimellinen €200/h on senior-työn tuntiarvo. Outokummulle tarjottu jatkotyön sopimushinta on hintalomakkeen §4 mukaisesti</w:t>
+      </w:r>
+      <w:r>
+        <w:t xml:space="preserve"> </w:t>
+      </w:r>
+      <w:r>
+        <w:rPr>
+          <w:bCs/>
+          <w:b/>
+        </w:rPr>
+        <w:t xml:space="preserve">€120/h</w:t>
+      </w:r>
+      <w:r>
+        <w:t xml:space="preserve"> </w:t>
+      </w:r>
+      <w:r>
+        <w:t xml:space="preserve">— se on ennallaan eikä tämä liite muuta sitä. Pilotin €100/h ei ole listahinta vaan kertaluonteinen, tähän toimeksiantoon sidottu yhteisrahoitettu hinta.</w:t>
+      </w:r>
+    </w:p>
+    <w:p>
+      <w:pPr>
+        <w:pStyle w:val="BodyText"/>
+      </w:pPr>
+      <w:r>
+        <w:rPr>
+          <w:bCs/>
+          <w:b/>
+        </w:rPr>
         <w:t xml:space="preserve">Tarkistettava oletus.</w:t>
       </w:r>
       <w:r>
         <w:t xml:space="preserve"> </w:t>
       </w:r>
       <w:r>
-        <w:t xml:space="preserve">Tulkinta</w:t>
-      </w:r>
-      <w:r>
-        <w:t xml:space="preserve"> </w:t>
+        <w:t xml:space="preserve">Tuntimäärä 240 h on johdettu tarjouskirjeen sanamuodosta (</w:t>
       </w:r>
       <w:r>
         <w:rPr>
@@ -717,7 +784,7 @@
           <w:iCs/>
           <w:i/>
         </w:rPr>
-        <w:t xml:space="preserve">50 % kokonaispanoksesta</w:t>
+        <w:t xml:space="preserve">n. 1,5 henkilötyökuukautta</w:t>
       </w:r>
       <w:r>
         <w:rPr>
@@ -727,26 +794,7 @@
         <w:t xml:space="preserve">”</w:t>
       </w:r>
       <w:r>
-        <w:t xml:space="preserve"> </w:t>
-      </w:r>
-      <w:r>
-        <w:t xml:space="preserve">= asiakas maksaa 240 h kokonaispanoksen ollessa ~480 h. Jos tarkoitus oli toinen (esim. 1,5 htkk</w:t>
-      </w:r>
-      <w:r>
-        <w:t xml:space="preserve"> </w:t>
-      </w:r>
-      <w:r>
-        <w:rPr>
-          <w:bCs/>
-          <w:b/>
-        </w:rPr>
-        <w:t xml:space="preserve">on</w:t>
-      </w:r>
-      <w:r>
-        <w:t xml:space="preserve"> </w:t>
-      </w:r>
-      <w:r>
-        <w:t xml:space="preserve">kokonaispanos ja 50 % viittaa muuhun), tuntihinta muuttuu ja tämä taulukko on korjattava ennen lähetystä. Lukema on johdettu tarjouskirjeen sanamuodosta, ei erillisestä työaikakirjanpidosta.</w:t>
+        <w:t xml:space="preserve">), ei erillisestä työaikakirjanpidosta. Jos toteutunut työaikakirjaus poikkeaa tästä, taulukko on korjattava ennen lähetystä — kiinteä hinta €24 000 ei kuitenkaan muutu.</w:t>
       </w:r>
     </w:p>
     <w:p>
@@ -1311,296 +1359,13 @@
       </w:r>
     </w:p>
     <w:bookmarkEnd w:id="21"/>
-    <w:bookmarkStart w:id="22" w:name="toimittajan-kantama-osuus-ei-laskuteta"/>
+    <w:bookmarkStart w:id="22" w:name="toimittajan-osuus"/>
     <w:p>
       <w:pPr>
         <w:pStyle w:val="Heading2"/>
       </w:pPr>
       <w:r>
-        <w:t xml:space="preserve">3. Toimittajan kantama osuus (ei laskuteta)</w:t>
-      </w:r>
-    </w:p>
-    <w:tbl>
-      <w:tblPr>
-        <w:tblStyle w:val="Table"/>
-        <w:tblW w:type="auto" w:w="0"/>
-        <w:tblLook w:firstRow="1" w:lastRow="0" w:firstColumn="0" w:lastColumn="0" w:noHBand="0" w:noVBand="0" w:val="0020"/>
-        <w:jc w:val="start"/>
-      </w:tblPr>
-      <w:tblGrid>
-        <w:gridCol w:w="2640"/>
-        <w:gridCol w:w="2640"/>
-        <w:gridCol w:w="2640"/>
-      </w:tblGrid>
-      <w:tr>
-        <w:trPr>
-          <w:tblHeader w:val="true"/>
-        </w:trPr>
-        <w:tc>
-          <w:tcPr/>
-          <w:p>
-            <w:pPr>
-              <w:pStyle w:val="Compact"/>
-              <w:jc w:val="left"/>
-            </w:pPr>
-            <w:r>
-              <w:t xml:space="preserve">Erä</w:t>
-            </w:r>
-          </w:p>
-        </w:tc>
-        <w:tc>
-          <w:tcPr/>
-          <w:p>
-            <w:pPr>
-              <w:pStyle w:val="Compact"/>
-              <w:jc w:val="right"/>
-            </w:pPr>
-            <w:r>
-              <w:t xml:space="preserve">Tunnit</w:t>
-            </w:r>
-          </w:p>
-        </w:tc>
-        <w:tc>
-          <w:tcPr/>
-          <w:p>
-            <w:pPr>
-              <w:pStyle w:val="Compact"/>
-              <w:jc w:val="right"/>
-            </w:pPr>
-            <w:r>
-              <w:t xml:space="preserve">Arvo listahinnalla €120/h</w:t>
-            </w:r>
-          </w:p>
-        </w:tc>
-      </w:tr>
-      <w:tr>
-        <w:tc>
-          <w:tcPr/>
-          <w:p>
-            <w:pPr>
-              <w:pStyle w:val="Compact"/>
-              <w:jc w:val="left"/>
-            </w:pPr>
-            <w:r>
-              <w:t xml:space="preserve">Vaihe 0 — laajuuden määrittely kokonaisuudessaan</w:t>
-            </w:r>
-          </w:p>
-        </w:tc>
-        <w:tc>
-          <w:tcPr/>
-          <w:p>
-            <w:pPr>
-              <w:pStyle w:val="Compact"/>
-              <w:jc w:val="right"/>
-            </w:pPr>
-            <w:r>
-              <w:t xml:space="preserve">40 h</w:t>
-            </w:r>
-          </w:p>
-        </w:tc>
-        <w:tc>
-          <w:tcPr/>
-          <w:p>
-            <w:pPr>
-              <w:pStyle w:val="Compact"/>
-              <w:jc w:val="right"/>
-            </w:pPr>
-            <w:r>
-              <w:t xml:space="preserve">€4 800</w:t>
-            </w:r>
-          </w:p>
-        </w:tc>
-      </w:tr>
-      <w:tr>
-        <w:tc>
-          <w:tcPr/>
-          <w:p>
-            <w:pPr>
-              <w:pStyle w:val="Compact"/>
-              <w:jc w:val="left"/>
-            </w:pPr>
-            <w:r>
-              <w:t xml:space="preserve">Vaiheiden 1–4 ylimenevä panos</w:t>
-            </w:r>
-          </w:p>
-        </w:tc>
-        <w:tc>
-          <w:tcPr/>
-          <w:p>
-            <w:pPr>
-              <w:pStyle w:val="Compact"/>
-              <w:jc w:val="right"/>
-            </w:pPr>
-            <w:r>
-              <w:t xml:space="preserve">~200 h</w:t>
-            </w:r>
-          </w:p>
-        </w:tc>
-        <w:tc>
-          <w:tcPr/>
-          <w:p>
-            <w:pPr>
-              <w:pStyle w:val="Compact"/>
-              <w:jc w:val="right"/>
-            </w:pPr>
-            <w:r>
-              <w:t xml:space="preserve">€24 000</w:t>
-            </w:r>
-          </w:p>
-        </w:tc>
-      </w:tr>
-      <w:tr>
-        <w:tc>
-          <w:tcPr/>
-          <w:p>
-            <w:pPr>
-              <w:pStyle w:val="Compact"/>
-              <w:jc w:val="left"/>
-            </w:pPr>
-            <w:r>
-              <w:rPr>
-                <w:bCs/>
-                <w:b/>
-              </w:rPr>
-              <w:t xml:space="preserve">Yhteensä toimittajan kantamana</w:t>
-            </w:r>
-          </w:p>
-        </w:tc>
-        <w:tc>
-          <w:tcPr/>
-          <w:p>
-            <w:pPr>
-              <w:pStyle w:val="Compact"/>
-              <w:jc w:val="right"/>
-            </w:pPr>
-            <w:r>
-              <w:rPr>
-                <w:bCs/>
-                <w:b/>
-              </w:rPr>
-              <w:t xml:space="preserve">~240 h</w:t>
-            </w:r>
-          </w:p>
-        </w:tc>
-        <w:tc>
-          <w:tcPr/>
-          <w:p>
-            <w:pPr>
-              <w:pStyle w:val="Compact"/>
-              <w:jc w:val="right"/>
-            </w:pPr>
-            <w:r>
-              <w:rPr>
-                <w:bCs/>
-                <w:b/>
-              </w:rPr>
-              <w:t xml:space="preserve">~€28 800</w:t>
-            </w:r>
-          </w:p>
-        </w:tc>
-      </w:tr>
-    </w:tbl>
-    <w:p>
-      <w:pPr>
-        <w:pStyle w:val="BodyText"/>
-      </w:pPr>
-      <w:r>
-        <w:rPr>
-          <w:bCs/>
-          <w:b/>
-        </w:rPr>
-        <w:t xml:space="preserve">Kokonaispanos pilotissa ~480 h, josta asiakas maksaa 240 h.</w:t>
-      </w:r>
-      <w:r>
-        <w:t xml:space="preserve"> </w:t>
-      </w:r>
-      <w:r>
-        <w:t xml:space="preserve">Tehollinen hinta kokonaispanosta kohti on siten noin</w:t>
-      </w:r>
-      <w:r>
-        <w:t xml:space="preserve"> </w:t>
-      </w:r>
-      <w:r>
-        <w:rPr>
-          <w:bCs/>
-          <w:b/>
-        </w:rPr>
-        <w:t xml:space="preserve">€50/h</w:t>
-      </w:r>
-      <w:r>
-        <w:t xml:space="preserve"> </w:t>
-      </w:r>
-      <w:r>
-        <w:t xml:space="preserve">— eli alle puolet asiantuntijatyön listahinnasta.</w:t>
-      </w:r>
-    </w:p>
-    <w:p>
-      <w:pPr>
-        <w:pStyle w:val="BodyText"/>
-      </w:pPr>
-      <w:r>
-        <w:rPr>
-          <w:bCs/>
-          <w:b/>
-        </w:rPr>
-        <w:t xml:space="preserve">Tämä ei ole alennus vaan yhteisrahoitus.</w:t>
-      </w:r>
-      <w:r>
-        <w:t xml:space="preserve"> </w:t>
-      </w:r>
-      <w:r>
-        <w:t xml:space="preserve">Pilotin tarkoitus on tuottaa mittausdata, jonka perusteella kaupallinen konversio joko perustellaan tai hylätään. Lifetime kantaa puolet työstä, koska mittaustulos on arvokas myös meille — emme myy tässä tuntityötä vaan hankimme yhdessä asiakkaan kanssa näytön siitä, toimiiko paikallinen arkkitehtuuri Tornion kaltaisessa ympäristössä.</w:t>
-      </w:r>
-    </w:p>
-    <w:p>
-      <w:pPr>
-        <w:pStyle w:val="BodyText"/>
-      </w:pPr>
-      <w:r>
-        <w:rPr>
-          <w:bCs/>
-          <w:b/>
-        </w:rPr>
-        <w:t xml:space="preserve">Ero alennuksen ja yhteisrahoituksen välillä on olennainen hinnoittelun kannalta.</w:t>
-      </w:r>
-      <w:r>
-        <w:t xml:space="preserve"> </w:t>
-      </w:r>
-      <w:r>
-        <w:t xml:space="preserve">Alennus laskee listahintaa ja jää voimaan seuraavassa neuvottelussa. Yhteisrahoitus on kertaluonteinen, rajattuun toimeksiantoon sidottu järjestely, joka päättyy pilotin päättyessä. Siksi §6 toteaa nimenomaisesti, että pilotin jälkeinen asiantuntijatyö laskutetaan hintalomakkeen §4 mukaisella listahinnalla</w:t>
-      </w:r>
-      <w:r>
-        <w:t xml:space="preserve"> </w:t>
-      </w:r>
-      <w:r>
-        <w:rPr>
-          <w:bCs/>
-          <w:b/>
-        </w:rPr>
-        <w:t xml:space="preserve">€120/h</w:t>
-      </w:r>
-      <w:r>
-        <w:t xml:space="preserve"> </w:t>
-      </w:r>
-      <w:r>
-        <w:t xml:space="preserve">— pilotin €100/h ei siirry jatkosopimukseen eikä laajemman käyttöönoton hinnoitteluun.</w:t>
-      </w:r>
-    </w:p>
-    <w:p>
-      <w:r>
-        <w:pict>
-          <v:rect style="width:0;height:1.5pt" o:hralign="center" o:hrstd="t" o:hr="t"/>
-        </w:pict>
-      </w:r>
-    </w:p>
-    <w:bookmarkEnd w:id="22"/>
-    <w:bookmarkStart w:id="23" w:name="vertailu-tuntilaskutukseen"/>
-    <w:p>
-      <w:pPr>
-        <w:pStyle w:val="Heading2"/>
-      </w:pPr>
-      <w:r>
-        <w:t xml:space="preserve">4. Vertailu tuntilaskutukseen</w:t>
+        <w:t xml:space="preserve">3. Toimittajan osuus</w:t>
       </w:r>
     </w:p>
     <w:tbl>
@@ -1627,19 +1392,7 @@
               <w:jc w:val="left"/>
             </w:pPr>
             <w:r>
-              <w:t xml:space="preserve">Malli</w:t>
-            </w:r>
-          </w:p>
-        </w:tc>
-        <w:tc>
-          <w:tcPr/>
-          <w:p>
-            <w:pPr>
-              <w:pStyle w:val="Compact"/>
-              <w:jc w:val="left"/>
-            </w:pPr>
-            <w:r>
-              <w:t xml:space="preserve">Laskelma</w:t>
+              <w:t xml:space="preserve">Erä</w:t>
             </w:r>
           </w:p>
         </w:tc>
@@ -1651,7 +1404,19 @@
               <w:jc w:val="right"/>
             </w:pPr>
             <w:r>
-              <w:t xml:space="preserve">Hinta (alv 0 %)</w:t>
+              <w:t xml:space="preserve">Määrä</w:t>
+            </w:r>
+          </w:p>
+        </w:tc>
+        <w:tc>
+          <w:tcPr/>
+          <w:p>
+            <w:pPr>
+              <w:pStyle w:val="Compact"/>
+              <w:jc w:val="left"/>
+            </w:pPr>
+            <w:r>
+              <w:t xml:space="preserve">Huomio</w:t>
             </w:r>
           </w:p>
         </w:tc>
@@ -1665,19 +1430,49 @@
               <w:jc w:val="left"/>
             </w:pPr>
             <w:r>
-              <w:t xml:space="preserve">Tämä tarjous — kiinteä pilottihinta</w:t>
-            </w:r>
-          </w:p>
-        </w:tc>
-        <w:tc>
-          <w:tcPr/>
-          <w:p>
-            <w:pPr>
-              <w:pStyle w:val="Compact"/>
-              <w:jc w:val="left"/>
-            </w:pPr>
-            <w:r>
-              <w:t xml:space="preserve">240 h × €100/h</w:t>
+              <w:t xml:space="preserve">Laskutettavien tuntien nimellisarvo</w:t>
+            </w:r>
+          </w:p>
+        </w:tc>
+        <w:tc>
+          <w:tcPr/>
+          <w:p>
+            <w:pPr>
+              <w:pStyle w:val="Compact"/>
+              <w:jc w:val="right"/>
+            </w:pPr>
+            <w:r>
+              <w:t xml:space="preserve">€48 000</w:t>
+            </w:r>
+          </w:p>
+        </w:tc>
+        <w:tc>
+          <w:tcPr/>
+          <w:p>
+            <w:pPr>
+              <w:pStyle w:val="Compact"/>
+              <w:jc w:val="left"/>
+            </w:pPr>
+            <w:r>
+              <w:t xml:space="preserve">240 h × €200/h</w:t>
+            </w:r>
+          </w:p>
+        </w:tc>
+      </w:tr>
+      <w:tr>
+        <w:tc>
+          <w:tcPr/>
+          <w:p>
+            <w:pPr>
+              <w:pStyle w:val="Compact"/>
+              <w:jc w:val="left"/>
+            </w:pPr>
+            <w:r>
+              <w:rPr>
+                <w:bCs/>
+                <w:b/>
+              </w:rPr>
+              <w:t xml:space="preserve">Lifetime Oy:n yhteisrahoitus</w:t>
             </w:r>
           </w:p>
         </w:tc>
@@ -1697,6 +1492,18 @@
             </w:r>
           </w:p>
         </w:tc>
+        <w:tc>
+          <w:tcPr/>
+          <w:p>
+            <w:pPr>
+              <w:pStyle w:val="Compact"/>
+              <w:jc w:val="left"/>
+            </w:pPr>
+            <w:r>
+              <w:t xml:space="preserve">50 % nimellisarvosta</w:t>
+            </w:r>
+          </w:p>
+        </w:tc>
       </w:tr>
       <w:tr>
         <w:tc>
@@ -1707,19 +1514,7 @@
               <w:jc w:val="left"/>
             </w:pPr>
             <w:r>
-              <w:t xml:space="preserve">Sama laajuus asiantuntijatyön listahinnalla</w:t>
-            </w:r>
-          </w:p>
-        </w:tc>
-        <w:tc>
-          <w:tcPr/>
-          <w:p>
-            <w:pPr>
-              <w:pStyle w:val="Compact"/>
-              <w:jc w:val="left"/>
-            </w:pPr>
-            <w:r>
-              <w:t xml:space="preserve">240 h × €120/h</w:t>
+              <w:t xml:space="preserve">Outokummun maksuosuus</w:t>
             </w:r>
           </w:p>
         </w:tc>
@@ -1731,7 +1526,19 @@
               <w:jc w:val="right"/>
             </w:pPr>
             <w:r>
-              <w:t xml:space="preserve">€28 800</w:t>
+              <w:t xml:space="preserve">€24 000</w:t>
+            </w:r>
+          </w:p>
+        </w:tc>
+        <w:tc>
+          <w:tcPr/>
+          <w:p>
+            <w:pPr>
+              <w:pStyle w:val="Compact"/>
+              <w:jc w:val="left"/>
+            </w:pPr>
+            <w:r>
+              <w:t xml:space="preserve">Kiinteä pilottihinta</w:t>
             </w:r>
           </w:p>
         </w:tc>
@@ -1745,19 +1552,7 @@
               <w:jc w:val="left"/>
             </w:pPr>
             <w:r>
-              <w:t xml:space="preserve">Sama laajuus kokonaispanoksen mukaan listahinnalla</w:t>
-            </w:r>
-          </w:p>
-        </w:tc>
-        <w:tc>
-          <w:tcPr/>
-          <w:p>
-            <w:pPr>
-              <w:pStyle w:val="Compact"/>
-              <w:jc w:val="left"/>
-            </w:pPr>
-            <w:r>
-              <w:t xml:space="preserve">480 h × €120/h</w:t>
+              <w:t xml:space="preserve">Vaihe 0 — laajuuden määrittely</w:t>
             </w:r>
           </w:p>
         </w:tc>
@@ -1769,7 +1564,346 @@
               <w:jc w:val="right"/>
             </w:pPr>
             <w:r>
-              <w:t xml:space="preserve">€57 600</w:t>
+              <w:t xml:space="preserve">40 h</w:t>
+            </w:r>
+          </w:p>
+        </w:tc>
+        <w:tc>
+          <w:tcPr/>
+          <w:p>
+            <w:pPr>
+              <w:pStyle w:val="Compact"/>
+              <w:jc w:val="left"/>
+            </w:pPr>
+            <w:r>
+              <w:t xml:space="preserve">Maksuton, ei sisälly laskutettaviin 240 tuntiin</w:t>
+            </w:r>
+          </w:p>
+        </w:tc>
+      </w:tr>
+      <w:tr>
+        <w:tc>
+          <w:tcPr/>
+          <w:p>
+            <w:pPr>
+              <w:pStyle w:val="Compact"/>
+              <w:jc w:val="left"/>
+            </w:pPr>
+            <w:r>
+              <w:t xml:space="preserve">Muu ei-laskutettava tausta- ja määrittelytyö</w:t>
+            </w:r>
+          </w:p>
+        </w:tc>
+        <w:tc>
+          <w:tcPr/>
+          <w:p>
+            <w:pPr>
+              <w:pStyle w:val="Compact"/>
+              <w:jc w:val="right"/>
+            </w:pPr>
+            <w:r>
+              <w:t xml:space="preserve">~200 h</w:t>
+            </w:r>
+          </w:p>
+        </w:tc>
+        <w:tc>
+          <w:tcPr/>
+          <w:p>
+            <w:pPr>
+              <w:pStyle w:val="Compact"/>
+              <w:jc w:val="left"/>
+            </w:pPr>
+            <w:r>
+              <w:t xml:space="preserve">Osa kokonaisjalanjälkeä,</w:t>
+            </w:r>
+            <w:r>
+              <w:t xml:space="preserve"> </w:t>
+            </w:r>
+            <w:r>
+              <w:rPr>
+                <w:bCs/>
+                <w:b/>
+              </w:rPr>
+              <w:t xml:space="preserve">ei osa yhteisrahoituslukua</w:t>
+            </w:r>
+          </w:p>
+        </w:tc>
+      </w:tr>
+    </w:tbl>
+    <w:p>
+      <w:pPr>
+        <w:pStyle w:val="BodyText"/>
+      </w:pPr>
+      <w:r>
+        <w:rPr>
+          <w:bCs/>
+          <w:b/>
+        </w:rPr>
+        <w:t xml:space="preserve">Yhteisrahoitus on €24 000 — ei enempää.</w:t>
+      </w:r>
+      <w:r>
+        <w:t xml:space="preserve"> </w:t>
+      </w:r>
+      <w:r>
+        <w:t xml:space="preserve">Hankkeen kokonaisjalanjälki on ~480 h, mutta ei-laskutettavaa taustatyötä</w:t>
+      </w:r>
+      <w:r>
+        <w:t xml:space="preserve"> </w:t>
+      </w:r>
+      <w:r>
+        <w:rPr>
+          <w:bCs/>
+          <w:b/>
+        </w:rPr>
+        <w:t xml:space="preserve">ei lisätä</w:t>
+      </w:r>
+      <w:r>
+        <w:t xml:space="preserve"> </w:t>
+      </w:r>
+      <w:r>
+        <w:t xml:space="preserve">yhteisrahoituksen päälle. Yksi luku kestää tarkastelun; kahden päällekkäisen luvun summa ei kestä.</w:t>
+      </w:r>
+    </w:p>
+    <w:p>
+      <w:pPr>
+        <w:pStyle w:val="BodyText"/>
+      </w:pPr>
+      <w:r>
+        <w:rPr>
+          <w:bCs/>
+          <w:b/>
+        </w:rPr>
+        <w:t xml:space="preserve">Tämä ei ole alennus vaan yhteisrahoitus.</w:t>
+      </w:r>
+      <w:r>
+        <w:t xml:space="preserve"> </w:t>
+      </w:r>
+      <w:r>
+        <w:t xml:space="preserve">Pilotin tarkoitus on tuottaa mittausdata, jonka perusteella kaupallinen konversio joko perustellaan tai hylätään. Lifetime kantaa puolet työstä, koska mittaustulos on arvokas myös meille — emme myy tässä tuntityötä vaan hankimme yhdessä asiakkaan kanssa näytön siitä, toimiiko paikallinen arkkitehtuuri Tornion kaltaisessa ympäristössä.</w:t>
+      </w:r>
+    </w:p>
+    <w:p>
+      <w:pPr>
+        <w:pStyle w:val="BodyText"/>
+      </w:pPr>
+      <w:r>
+        <w:rPr>
+          <w:bCs/>
+          <w:b/>
+        </w:rPr>
+        <w:t xml:space="preserve">Ero alennuksen ja yhteisrahoituksen välillä on olennainen hinnoittelun kannalta.</w:t>
+      </w:r>
+      <w:r>
+        <w:t xml:space="preserve"> </w:t>
+      </w:r>
+      <w:r>
+        <w:t xml:space="preserve">Alennus laskee listahintaa ja jää voimaan seuraavassa neuvottelussa. Yhteisrahoitus on kertaluonteinen, rajattuun toimeksiantoon sidottu järjestely, joka päättyy pilotin päättyessä. Siksi §6 toteaa nimenomaisesti, että pilotin jälkeinen asiantuntijatyö laskutetaan hintalomakkeen §4 mukaisella listahinnalla</w:t>
+      </w:r>
+      <w:r>
+        <w:t xml:space="preserve"> </w:t>
+      </w:r>
+      <w:r>
+        <w:rPr>
+          <w:bCs/>
+          <w:b/>
+        </w:rPr>
+        <w:t xml:space="preserve">€120/h</w:t>
+      </w:r>
+      <w:r>
+        <w:t xml:space="preserve"> </w:t>
+      </w:r>
+      <w:r>
+        <w:t xml:space="preserve">— pilotin €100/h ei siirry jatkosopimukseen eikä laajemman käyttöönoton hinnoitteluun.</w:t>
+      </w:r>
+    </w:p>
+    <w:p>
+      <w:r>
+        <w:pict>
+          <v:rect style="width:0;height:1.5pt" o:hralign="center" o:hrstd="t" o:hr="t"/>
+        </w:pict>
+      </w:r>
+    </w:p>
+    <w:bookmarkEnd w:id="22"/>
+    <w:bookmarkStart w:id="23" w:name="vertailu-tuntilaskutukseen"/>
+    <w:p>
+      <w:pPr>
+        <w:pStyle w:val="Heading2"/>
+      </w:pPr>
+      <w:r>
+        <w:t xml:space="preserve">4. Vertailu tuntilaskutukseen</w:t>
+      </w:r>
+    </w:p>
+    <w:tbl>
+      <w:tblPr>
+        <w:tblStyle w:val="Table"/>
+        <w:tblW w:type="pct" w:w="5000"/>
+        <w:tblLook w:firstRow="1" w:lastRow="0" w:firstColumn="0" w:lastColumn="0" w:noHBand="0" w:noVBand="0" w:val="0020"/>
+        <w:jc w:val="start"/>
+      </w:tblPr>
+      <w:tblGrid>
+        <w:gridCol w:w="2640"/>
+        <w:gridCol w:w="2640"/>
+        <w:gridCol w:w="2640"/>
+      </w:tblGrid>
+      <w:tr>
+        <w:trPr>
+          <w:tblHeader w:val="true"/>
+        </w:trPr>
+        <w:tc>
+          <w:tcPr/>
+          <w:p>
+            <w:pPr>
+              <w:pStyle w:val="Compact"/>
+              <w:jc w:val="left"/>
+            </w:pPr>
+            <w:r>
+              <w:t xml:space="preserve">Malli</w:t>
+            </w:r>
+          </w:p>
+        </w:tc>
+        <w:tc>
+          <w:tcPr/>
+          <w:p>
+            <w:pPr>
+              <w:pStyle w:val="Compact"/>
+              <w:jc w:val="left"/>
+            </w:pPr>
+            <w:r>
+              <w:t xml:space="preserve">Laskelma</w:t>
+            </w:r>
+          </w:p>
+        </w:tc>
+        <w:tc>
+          <w:tcPr/>
+          <w:p>
+            <w:pPr>
+              <w:pStyle w:val="Compact"/>
+              <w:jc w:val="right"/>
+            </w:pPr>
+            <w:r>
+              <w:t xml:space="preserve">Hinta (alv 0 %)</w:t>
+            </w:r>
+          </w:p>
+        </w:tc>
+      </w:tr>
+      <w:tr>
+        <w:tc>
+          <w:tcPr/>
+          <w:p>
+            <w:pPr>
+              <w:pStyle w:val="Compact"/>
+              <w:jc w:val="left"/>
+            </w:pPr>
+            <w:r>
+              <w:rPr>
+                <w:bCs/>
+                <w:b/>
+              </w:rPr>
+              <w:t xml:space="preserve">Tämä tarjous — kiinteä, yhteisrahoitettu pilottihinta</w:t>
+            </w:r>
+          </w:p>
+        </w:tc>
+        <w:tc>
+          <w:tcPr/>
+          <w:p>
+            <w:pPr>
+              <w:pStyle w:val="Compact"/>
+              <w:jc w:val="left"/>
+            </w:pPr>
+            <w:r>
+              <w:t xml:space="preserve">240 h × €100/h</w:t>
+            </w:r>
+          </w:p>
+        </w:tc>
+        <w:tc>
+          <w:tcPr/>
+          <w:p>
+            <w:pPr>
+              <w:pStyle w:val="Compact"/>
+              <w:jc w:val="right"/>
+            </w:pPr>
+            <w:r>
+              <w:rPr>
+                <w:bCs/>
+                <w:b/>
+              </w:rPr>
+              <w:t xml:space="preserve">€24 000</w:t>
+            </w:r>
+          </w:p>
+        </w:tc>
+      </w:tr>
+      <w:tr>
+        <w:tc>
+          <w:tcPr/>
+          <w:p>
+            <w:pPr>
+              <w:pStyle w:val="Compact"/>
+              <w:jc w:val="left"/>
+            </w:pPr>
+            <w:r>
+              <w:t xml:space="preserve">Sama laajuus Outokummulle tarjotulla jatkotyön sopimushinnalla</w:t>
+            </w:r>
+          </w:p>
+        </w:tc>
+        <w:tc>
+          <w:tcPr/>
+          <w:p>
+            <w:pPr>
+              <w:pStyle w:val="Compact"/>
+              <w:jc w:val="left"/>
+            </w:pPr>
+            <w:r>
+              <w:t xml:space="preserve">240 h × €120/h</w:t>
+            </w:r>
+          </w:p>
+        </w:tc>
+        <w:tc>
+          <w:tcPr/>
+          <w:p>
+            <w:pPr>
+              <w:pStyle w:val="Compact"/>
+              <w:jc w:val="right"/>
+            </w:pPr>
+            <w:r>
+              <w:t xml:space="preserve">€28 800</w:t>
+            </w:r>
+          </w:p>
+        </w:tc>
+      </w:tr>
+      <w:tr>
+        <w:tc>
+          <w:tcPr/>
+          <w:p>
+            <w:pPr>
+              <w:pStyle w:val="Compact"/>
+              <w:jc w:val="left"/>
+            </w:pPr>
+            <w:r>
+              <w:t xml:space="preserve">Sama laajuus nimellisellä senior-tuntihinnalla</w:t>
+            </w:r>
+          </w:p>
+        </w:tc>
+        <w:tc>
+          <w:tcPr/>
+          <w:p>
+            <w:pPr>
+              <w:pStyle w:val="Compact"/>
+              <w:jc w:val="left"/>
+            </w:pPr>
+            <w:r>
+              <w:t xml:space="preserve">240 h × €200/h</w:t>
+            </w:r>
+          </w:p>
+        </w:tc>
+        <w:tc>
+          <w:tcPr/>
+          <w:p>
+            <w:pPr>
+              <w:pStyle w:val="Compact"/>
+              <w:jc w:val="right"/>
+            </w:pPr>
+            <w:r>
+              <w:t xml:space="preserve">€48 000</w:t>
             </w:r>
           </w:p>
         </w:tc>
